--- a/4. RESULTADOS/Mecanismos_por_grupo/T04_contexto_por_tamano.docx
+++ b/4. RESULTADOS/Mecanismos_por_grupo/T04_contexto_por_tamano.docx
@@ -655,7 +655,7 @@
                 <w:szCs w:val="22"/>
                 <w:color w:val="000000"/>
               </w:rPr>
-              <w:t xml:space="preserve">4.921</w:t>
+              <w:t xml:space="preserve">4.736</w:t>
             </w:r>
           </w:p>
         </w:tc>
@@ -765,7 +765,7 @@
                 <w:szCs w:val="22"/>
                 <w:color w:val="000000"/>
               </w:rPr>
-              <w:t xml:space="preserve">5.552</w:t>
+              <w:t xml:space="preserve">5.531</w:t>
             </w:r>
           </w:p>
         </w:tc>
@@ -930,7 +930,7 @@
                 <w:szCs w:val="22"/>
                 <w:color w:val="000000"/>
               </w:rPr>
-              <w:t xml:space="preserve">23,222</w:t>
+              <w:t xml:space="preserve">22,997</w:t>
             </w:r>
           </w:p>
         </w:tc>
@@ -1100,7 +1100,7 @@
                 <w:szCs w:val="22"/>
                 <w:color w:val="000000"/>
               </w:rPr>
-              <w:t xml:space="preserve">-2.416</w:t>
+              <w:t xml:space="preserve">-3.179</w:t>
             </w:r>
           </w:p>
         </w:tc>
@@ -1210,7 +1210,7 @@
                 <w:szCs w:val="22"/>
                 <w:color w:val="000000"/>
               </w:rPr>
-              <w:t xml:space="preserve">-1.762</w:t>
+              <w:t xml:space="preserve">-2.493</w:t>
             </w:r>
           </w:p>
         </w:tc>
@@ -1320,7 +1320,7 @@
                 <w:szCs w:val="22"/>
                 <w:color w:val="000000"/>
               </w:rPr>
-              <w:t xml:space="preserve">0.065</w:t>
+              <w:t xml:space="preserve">0.079</w:t>
             </w:r>
           </w:p>
         </w:tc>
@@ -1375,7 +1375,7 @@
                 <w:szCs w:val="22"/>
                 <w:color w:val="000000"/>
               </w:rPr>
-              <w:t xml:space="preserve">23,222</w:t>
+              <w:t xml:space="preserve">22,997</w:t>
             </w:r>
           </w:p>
         </w:tc>
@@ -1545,7 +1545,7 @@
                 <w:szCs w:val="22"/>
                 <w:color w:val="000000"/>
               </w:rPr>
-              <w:t xml:space="preserve">3.018</w:t>
+              <w:t xml:space="preserve">3.824</w:t>
             </w:r>
           </w:p>
         </w:tc>
@@ -1655,7 +1655,7 @@
                 <w:szCs w:val="22"/>
                 <w:color w:val="000000"/>
               </w:rPr>
-              <w:t xml:space="preserve">3.611</w:t>
+              <w:t xml:space="preserve">4.612</w:t>
             </w:r>
           </w:p>
         </w:tc>
@@ -1820,7 +1820,7 @@
                 <w:szCs w:val="22"/>
                 <w:color w:val="000000"/>
               </w:rPr>
-              <w:t xml:space="preserve">13,946</w:t>
+              <w:t xml:space="preserve">14,296</w:t>
             </w:r>
           </w:p>
         </w:tc>
@@ -1990,7 +1990,7 @@
                 <w:szCs w:val="22"/>
                 <w:color w:val="000000"/>
               </w:rPr>
-              <w:t xml:space="preserve">1.417</w:t>
+              <w:t xml:space="preserve">-0.482</w:t>
             </w:r>
           </w:p>
         </w:tc>
@@ -2045,7 +2045,7 @@
                 <w:szCs w:val="22"/>
                 <w:color w:val="000000"/>
               </w:rPr>
-              <w:t xml:space="preserve">**</w:t>
+              <w:t xml:space="preserve"/>
             </w:r>
           </w:p>
         </w:tc>
@@ -2100,7 +2100,7 @@
                 <w:szCs w:val="22"/>
                 <w:color w:val="000000"/>
               </w:rPr>
-              <w:t xml:space="preserve">1.793</w:t>
+              <w:t xml:space="preserve">-0.722</w:t>
             </w:r>
           </w:p>
         </w:tc>
@@ -2155,7 +2155,7 @@
                 <w:szCs w:val="22"/>
                 <w:color w:val="000000"/>
               </w:rPr>
-              <w:t xml:space="preserve">***</w:t>
+              <w:t xml:space="preserve"/>
             </w:r>
           </w:p>
         </w:tc>
@@ -2210,7 +2210,7 @@
                 <w:szCs w:val="22"/>
                 <w:color w:val="000000"/>
               </w:rPr>
-              <w:t xml:space="preserve">0.592</w:t>
+              <w:t xml:space="preserve">0.718</w:t>
             </w:r>
           </w:p>
         </w:tc>
@@ -2265,7 +2265,7 @@
                 <w:szCs w:val="22"/>
                 <w:color w:val="000000"/>
               </w:rPr>
-              <w:t xml:space="preserve">13,947</w:t>
+              <w:t xml:space="preserve">14,297</w:t>
             </w:r>
           </w:p>
         </w:tc>
@@ -2435,7 +2435,7 @@
                 <w:szCs w:val="22"/>
                 <w:color w:val="000000"/>
               </w:rPr>
-              <w:t xml:space="preserve">1.966</w:t>
+              <w:t xml:space="preserve">2.090</w:t>
             </w:r>
           </w:p>
         </w:tc>
@@ -2545,7 +2545,7 @@
                 <w:szCs w:val="22"/>
                 <w:color w:val="000000"/>
               </w:rPr>
-              <w:t xml:space="preserve">2.220</w:t>
+              <w:t xml:space="preserve">2.451</w:t>
             </w:r>
           </w:p>
         </w:tc>
@@ -2600,7 +2600,7 @@
                 <w:szCs w:val="22"/>
                 <w:color w:val="000000"/>
               </w:rPr>
-              <w:t xml:space="preserve"/>
+              <w:t xml:space="preserve">*</w:t>
             </w:r>
           </w:p>
         </w:tc>
@@ -2655,7 +2655,7 @@
                 <w:szCs w:val="22"/>
                 <w:color w:val="000000"/>
               </w:rPr>
-              <w:t xml:space="preserve">0.002</w:t>
+              <w:t xml:space="preserve">0.084</w:t>
             </w:r>
           </w:p>
         </w:tc>
@@ -2710,7 +2710,7 @@
                 <w:szCs w:val="22"/>
                 <w:color w:val="000000"/>
               </w:rPr>
-              <w:t xml:space="preserve">6,662</w:t>
+              <w:t xml:space="preserve">7,151</w:t>
             </w:r>
           </w:p>
         </w:tc>
@@ -2880,7 +2880,7 @@
                 <w:szCs w:val="22"/>
                 <w:color w:val="000000"/>
               </w:rPr>
-              <w:t xml:space="preserve">0.188</w:t>
+              <w:t xml:space="preserve">-0.830</w:t>
             </w:r>
           </w:p>
         </w:tc>
@@ -2990,7 +2990,7 @@
                 <w:szCs w:val="22"/>
                 <w:color w:val="000000"/>
               </w:rPr>
-              <w:t xml:space="preserve">-0.065</w:t>
+              <w:t xml:space="preserve">-1.359</w:t>
             </w:r>
           </w:p>
         </w:tc>
@@ -3100,7 +3100,7 @@
                 <w:szCs w:val="22"/>
                 <w:color w:val="000000"/>
               </w:rPr>
-              <w:t xml:space="preserve">0.878</w:t>
+              <w:t xml:space="preserve">0.952</w:t>
             </w:r>
           </w:p>
         </w:tc>
@@ -3155,7 +3155,7 @@
                 <w:szCs w:val="22"/>
                 <w:color w:val="000000"/>
               </w:rPr>
-              <w:t xml:space="preserve">6,662</w:t>
+              <w:t xml:space="preserve">7,151</w:t>
             </w:r>
           </w:p>
         </w:tc>
